--- a/acts-sermons/docx/15_2027-01-24_위기앞에서드린교회의기도_행4장23-31절.docx
+++ b/acts-sermons/docx/15_2027-01-24_위기앞에서드린교회의기도_행4장23-31절.docx
@@ -990,33 +990,46 @@
           <w:sz w:val="24"/>
           <w:szCs w:val="24"/>
         </w:rPr>
-        <w:t xml:space="preserve">느헤미야가 무너진 예루살렘 성벽을 재건할 때 산발랏과 도비야가 비웃고 위협했습니다(느 4장). 처음에는 조롱했고, 나중에는 함께 몰려와 예루살렘을 치고 요란하게 하려고 음모를 꾸몄습니다. 백성들의 힘은 빠졌고 흙무더기는 아직 많았습니다.</w:t>
-      </w:r>
-    </w:p>
-    <w:p>
-      <w:pPr>
-        <w:spacing w:after="160" w:line="360"/>
-      </w:pPr>
-      <w:r>
-        <w:rPr>
-          <w:rFonts w:ascii="맑은 고딕" w:cs="맑은 고딕" w:eastAsia="맑은 고딕" w:hAnsi="맑은 고딕"/>
-          <w:sz w:val="24"/>
-          <w:szCs w:val="24"/>
-        </w:rPr>
-        <w:t xml:space="preserve">그때 느헤미야가 한 일을 성경은 이렇게 기록합니다. “우리가 우리 하나님께 기도하며 그들로 말미암아 파수꾼을 두어 주야로 방비하는데”(느 4:9). 느헤미야는 기도하고, 그리고 일을 멈추지 않았습니다. 백성은 한 손으로 일을 하고 한 손에는 무기를 잡았습니다. 그는 백성에게 “그들을 두려워하지 말고 지극히 크시고 두려우신 주를 기억하고” 싸우라고 외쳤습니다.</w:t>
-      </w:r>
-    </w:p>
-    <w:p>
-      <w:pPr>
-        <w:spacing w:after="160" w:line="360"/>
-      </w:pPr>
-      <w:r>
-        <w:rPr>
-          <w:rFonts w:ascii="맑은 고딕" w:cs="맑은 고딕" w:eastAsia="맑은 고딕" w:hAnsi="맑은 고딕"/>
-          <w:sz w:val="24"/>
-          <w:szCs w:val="24"/>
-        </w:rPr>
-        <w:t xml:space="preserve">느헤미야는 위협이 사라지기를 기다렸다가 일을 시작하지 않았습니다. 위협 속에서 기도하며 성벽을 쌓았습니다. 그 결과 성벽은 오십이 일 만에 완성되었고, 대적들은 이 역사를 하나님께서 이루셨음을 알고 낙담했습니다. 담대함은 위험이 없어서 생기는 것이 아니라, 위험보다 크신 하나님을 기억할 때 생깁니다.</w:t>
+        <w:t xml:space="preserve">출애굽기 19장에서 이스라엘 백성은 애굽을 떠난 지 셋째 달에 시내 광야에 이르렀습니다. 셋째 날 아침, 우레와 번개와 빽빽한 구름이 산 위에 있고 나팔 소리가 매우 크게 들렸습니다. 여호와께서 불 가운데서 시내 산에 강림하시니 연기가 옹기 가마 연기 같이 떠오르고 온 산이 크게 진동했습니다(출 19:18). 진중의 모든 백성이 떨었습니다.</w:t>
+      </w:r>
+    </w:p>
+    <w:p>
+      <w:pPr>
+        <w:spacing w:after="160" w:line="360"/>
+      </w:pPr>
+      <w:r>
+        <w:rPr>
+          <w:rFonts w:ascii="맑은 고딕" w:cs="맑은 고딕" w:eastAsia="맑은 고딕" w:hAnsi="맑은 고딕"/>
+          <w:sz w:val="24"/>
+          <w:szCs w:val="24"/>
+        </w:rPr>
+        <w:t xml:space="preserve">하나님은 왜 그렇게 나타나셨을까요? 백성을 겁주려는 것이 아니었습니다. 바로 앞에서 하나님은 말씀하셨습니다. “내가 애굽 사람에게 어떻게 행하였음과 내가 어떻게 독수리 날개로 너희를 업어 내게로 인도하였음을 너희가 보았느니라”(출 19:4). 세상의 가장 큰 제국을 꺾으신 그 하나님이 바로 그들의 하나님이시며, 그들을 자기 소유로 삼으셨다는 것을 보여 주신 것입니다.</w:t>
+      </w:r>
+    </w:p>
+    <w:p>
+      <w:pPr>
+        <w:spacing w:after="160" w:line="360"/>
+      </w:pPr>
+      <w:r>
+        <w:rPr>
+          <w:rFonts w:ascii="맑은 고딕" w:cs="맑은 고딕" w:eastAsia="맑은 고딕" w:hAnsi="맑은 고딕"/>
+          <w:sz w:val="24"/>
+          <w:szCs w:val="24"/>
+        </w:rPr>
+        <w:t xml:space="preserve">모세는 떠는 백성에게 두려워하지 말라고 하면서, 하나님이 임하심은 그들로 하나님을 경외하여 범죄하지 않게 하려는 것이라고 말했습니다(출 20:20). 하나님을 바르게 두려워하는 사람은 다른 모든 두려움에서 자유로워집니다. 산을 진동시키며 강림하신 하나님을 아는 백성은 광야의 어떤 위협 앞에서도 사람을 두려워할 이유가 없었습니다.</w:t>
+      </w:r>
+    </w:p>
+    <w:p>
+      <w:pPr>
+        <w:spacing w:after="160" w:line="360"/>
+      </w:pPr>
+      <w:r>
+        <w:rPr>
+          <w:rFonts w:ascii="맑은 고딕" w:cs="맑은 고딕" w:eastAsia="맑은 고딕" w:hAnsi="맑은 고딕"/>
+          <w:sz w:val="24"/>
+          <w:szCs w:val="24"/>
+        </w:rPr>
+        <w:t xml:space="preserve">초대교회가 안전이 아니라 담대함을 구하며 기도할 때, 모인 곳이 진동했습니다. 시내 산을 진동시키신 그 하나님께서 기도하는 교회 가운데 계셨습니다. 그리고 그들은 다 성령이 충만하여 담대히 하나님의 말씀을 전했습니다. 담대함은 위험이 없어서 생기는 것이 아니라, 위험보다 크신 하나님이 함께 계심을 알 때 생깁니다.</w:t>
       </w:r>
     </w:p>
     <w:p>
@@ -1172,7 +1185,7 @@
           <w:sz w:val="24"/>
           <w:szCs w:val="24"/>
         </w:rPr>
-        <w:t xml:space="preserve">오늘 우리는 위기 앞에서 드린 초대교회의 기도를 살펴보았습니다. 첫째, 위기 앞의 교회는 먼저 주권자 하나님을 바라보았습니다. 둘째, 위기 앞의 교회는 말씀으로 현실을 해석했습니다. 셋째, 위기 앞의 교회는 안전이 아니라 담대함을 구했습니다. 히스기야는 위협의 편지를 하나님 앞에 펴 놓았고, 여호사밧은 오직 주만 바라보았으며, 느헤미야는 기도하며 성벽을 쌓았습니다.</w:t>
+        <w:t xml:space="preserve">오늘 우리는 위기 앞에서 드린 초대교회의 기도를 살펴보았습니다. 첫째, 위기 앞의 교회는 먼저 주권자 하나님을 바라보았습니다. 둘째, 위기 앞의 교회는 말씀으로 현실을 해석했습니다. 셋째, 위기 앞의 교회는 안전이 아니라 담대함을 구했습니다. 히스기야는 위협의 편지를 하나님 앞에 펴 놓았고, 여호사밧은 오직 주만 바라보았으며, 시내 산을 진동시키신 하나님은 담대함을 구하는 교회가 모인 곳을 진동시키셨습니다.</w:t>
       </w:r>
     </w:p>
     <w:p>

--- a/acts-sermons/docx/15_2027-01-24_위기앞에서드린교회의기도_행4장23-31절.docx
+++ b/acts-sermons/docx/15_2027-01-24_위기앞에서드린교회의기도_행4장23-31절.docx
@@ -81,7 +81,7 @@
           <w:sz w:val="24"/>
           <w:szCs w:val="24"/>
         </w:rPr>
-        <w:t xml:space="preserve">23 사도들이 놓이매 그 동류에게 가서 제사장들과 장로들의 말을 다 알리니 24 그들이 듣고 한마음으로 하나님께 소리를 높여 이르되 대주재여 천지와 바다와 그 가운데 만유를 지은 이시요 25 또 주의 종 우리 조상 다윗의 입을 통하여 성령으로 말씀하시기를 어찌하여 열방이 분노하며 족속들이 허사를 경영하였는고 26 세상의 군왕들이 나서며 관리들이 함께 모여 주와 그의 그리스도를 대적하도다 하신 이로소이다 27 과연 헤롯과 본디오 빌라도는 이방인과 이스라엘 백성과 합세하여 하나님께서 기름 부으신 거룩한 종 예수를 거슬러 28 하나님의 권능과 뜻대로 이루려고 예정하신 그것을 행하려고 이 성에 모였나이다 29 주여 이제도 그들의 위협함을 굽어보시옵고 또 종들로 하여금 담대히 하나님의 말씀을 전하게 하여 주옵시며 30 손을 내밀어 병을 낫게 하옵시고 표적과 기사가 거룩한 종 예수의 이름으로 이루어지게 하옵소서 하더라 31 빌기를 다하매 모인 곳이 진동하더니 무리가 다 성령이 충만하여 담대히 하나님의 말씀을 전하니라 (사도행전 4:23-31, 개역개정)</w:t>
+        <w:t xml:space="preserve">23 사도들이 놓이매 그 동료에게 가서 제사장들과 장로들의 말을 다 알리니 24 그들이 듣고 한마음으로 하나님께 소리를 높여 이르되 대주재여 천지와 바다와 그 가운데 만유를 지은 이시요 25 또 주의 종 우리 조상 다윗의 입을 통하여 성령으로 말씀하시기를 어찌하여 열방이 분노하며 족속들이 허사를 경영하였는고 26 세상의 군왕들이 나서며 관리들이 함께 모여 주와 그의 그리스도를 대적하도다 하신 이로소이다 27 과연 헤롯과 본디오 빌라도는 이방인과 이스라엘 백성과 합세하여 하나님께서 기름 부으신 거룩한 종 예수를 거슬러 28 하나님의 권능과 뜻대로 이루려고 예정하신 그것을 행하려고 이 성에 모였나이다 29 주여 이제도 그들의 위협함을 굽어보시옵고 또 종들로 하여금 담대히 하나님의 말씀을 전하게 하여 주옵시며 30 손을 내밀어 병을 낫게 하옵시고 표적과 기사가 거룩한 종 예수의 이름으로 이루어지게 하옵소서 하더라 31 빌기를 다하매 모인 곳이 진동하더니 무리가 다 성령이 충만하여 담대히 하나님의 말씀을 전하니라 (사도행전 4:23-31, 개역개정)</w:t>
       </w:r>
     </w:p>
     <w:p>
@@ -135,7 +135,7 @@
           <w:sz w:val="24"/>
           <w:szCs w:val="24"/>
         </w:rPr>
-        <w:t xml:space="preserve">오늘 본문의 초대교회도 큰 위기를 만났습니다. 베드로와 요한이 앉은뱅이를 고치고 예수님의 부활을 전했다는 이유로 공회에 끌려갔습니다. 공회는 두 사도를 위협하며 다시는 예수의 이름으로 말하지 말라고 명령했습니다. 이것은 단순한 경고가 아니었습니다. 바로 몇 달 전에 예수님을 십자가에 못 박은 바로 그 권력자들의 경고였습니다. 이제 막 태어난 교회는 생존이 걸린 질문 앞에 섰습니다. 입을 다물 것인가, 계속 전할 것인가?</w:t>
+        <w:t xml:space="preserve">오늘 본문의 초대교회도 큰 위기를 만났습니다. 베드로와 요한이 나면서 걷지 못하던 사람을 일으키고 예수님의 부활을 전했다는 이유로 공회에 끌려갔습니다. 공회는 두 사도를 위협하며 다시는 예수의 이름으로 말하지 말라고 명령했습니다. 이것은 단순한 경고가 아니었습니다. 바로 몇 달 전에 예수님을 십자가에 못 박은 바로 그 권력자들의 경고였습니다. 이제 막 태어난 교회는 생존이 걸린 질문 앞에 섰습니다. 입을 다물 것인가, 계속 전할 것인가?</w:t>
       </w:r>
     </w:p>
     <w:p>
